--- a/작성 서류 - yun/①_신청서_기재안.docx
+++ b/작성 서류 - yun/①_신청서_기재안.docx
@@ -452,7 +452,7 @@
                 <w:sz w:val="17"/>
                 <w:szCs w:val="17"/>
               </w:rPr>
-              <w:t xml:space="preserve">서울특별시 강서구 강서로 463, 7층 (마곡동, 새싹타워)</w:t>
+              <w:t xml:space="preserve">서울특별시 강서구 마곡중앙8로7길 57, 비동 905·906·907호 (마곡동, 아이파크 디어반)</w:t>
             </w:r>
           </w:p>
         </w:tc>
@@ -485,7 +485,7 @@
                 <w:sz w:val="17"/>
                 <w:szCs w:val="17"/>
               </w:rPr>
-              <w:t xml:space="preserve">본점 주소(등기 기준 확인)</w:t>
+              <w:t xml:space="preserve">법인등기 본점(2026.06.01 이전, 06.08 등기)</w:t>
             </w:r>
           </w:p>
         </w:tc>
@@ -589,7 +589,7 @@
                 <w:sz w:val="17"/>
                 <w:szCs w:val="17"/>
               </w:rPr>
-              <w:t xml:space="preserve">공동대표 — 등기상 대표 방식(각자/공동) 확인 후 기재</w:t>
+              <w:t xml:space="preserve">법인등기: 대표이사 김양훈·노현석(2024.10.31 취임) — 각자/공동 대표 여부 확인 후 서식 기재</w:t>
             </w:r>
           </w:p>
         </w:tc>
@@ -1098,7 +1098,7 @@
                 <w:sz w:val="17"/>
                 <w:szCs w:val="17"/>
               </w:rPr>
-              <w:t xml:space="preserve">아레나스 영종물류센터 (트랙스로지스 영종센터, 3층 임차구역)</w:t>
+              <w:t xml:space="preserve">영종도 항공물류센터 창고동 제1동 (아레나스 영종물류센터 / 트랙스로지스 영종센터, 3층 임차구역)</w:t>
             </w:r>
           </w:p>
         </w:tc>
@@ -1131,7 +1131,7 @@
                 <w:sz w:val="17"/>
                 <w:szCs w:val="17"/>
               </w:rPr>
-              <w:t xml:space="preserve">물류창고업 등록증</w:t>
+              <w:t xml:space="preserve">건축물대장 명칭 / 물류창고업 등록증</w:t>
             </w:r>
           </w:p>
         </w:tc>
@@ -1306,7 +1306,7 @@
                 <w:sz w:val="17"/>
                 <w:szCs w:val="17"/>
               </w:rPr>
-              <w:t xml:space="preserve">[건축물대장 기재값]</w:t>
+              <w:t xml:space="preserve">2019년 7월 8일</w:t>
             </w:r>
           </w:p>
         </w:tc>
@@ -1339,7 +1339,7 @@
                 <w:sz w:val="17"/>
                 <w:szCs w:val="17"/>
               </w:rPr>
-              <w:t xml:space="preserve">건축물대장</w:t>
+              <w:t xml:space="preserve">건축물대장(2026.05.21 발급) 착공일</w:t>
             </w:r>
           </w:p>
         </w:tc>
@@ -1410,7 +1410,7 @@
                 <w:sz w:val="17"/>
                 <w:szCs w:val="17"/>
               </w:rPr>
-              <w:t xml:space="preserve">[건축물대장 사용승인일] (2021년 1월 준공으로 파악)</w:t>
+              <w:t xml:space="preserve">2021년 1월 22일 (사용승인일)</w:t>
             </w:r>
           </w:p>
         </w:tc>
@@ -1443,7 +1443,7 @@
                 <w:sz w:val="17"/>
                 <w:szCs w:val="17"/>
               </w:rPr>
-              <w:t xml:space="preserve">건축물대장 — 사용승인일 기준 기재</w:t>
+              <w:t xml:space="preserve">건축물대장 사용승인일</w:t>
             </w:r>
           </w:p>
         </w:tc>
@@ -1514,7 +1514,7 @@
                 <w:sz w:val="17"/>
                 <w:szCs w:val="17"/>
               </w:rPr>
-              <w:t xml:space="preserve">[건축물대장 연면적]㎡ (인증 대상 운영면적 약 9,405㎡ / 2,845평은 소개자료에 별도 기재)</w:t>
+              <w:t xml:space="preserve">186,095.3㎡ (건물 전체) — 인증 대상: 3층 임차구역 3,474.25평(약 11,485㎡, 2026.07.15 일부 해지 후), 운영면적 2,845평(약 9,405㎡)은 소개자료에 별도 기재</w:t>
             </w:r>
           </w:p>
         </w:tc>
@@ -1547,7 +1547,7 @@
                 <w:sz w:val="17"/>
                 <w:szCs w:val="17"/>
               </w:rPr>
-              <w:t xml:space="preserve">건축물대장, 임대차계약서</w:t>
+              <w:t xml:space="preserve">건축물대장, 임대차 승계동의서·일부 해지 통지(2026.06.22)</w:t>
             </w:r>
           </w:p>
         </w:tc>
@@ -1618,7 +1618,7 @@
                 <w:sz w:val="17"/>
                 <w:szCs w:val="17"/>
               </w:rPr>
-              <w:t xml:space="preserve">창고시설(물류창고) [건축물대장 확인]</w:t>
+              <w:t xml:space="preserve">창고시설(창고)</w:t>
             </w:r>
           </w:p>
         </w:tc>
@@ -1651,7 +1651,7 @@
                 <w:sz w:val="17"/>
                 <w:szCs w:val="17"/>
               </w:rPr>
-              <w:t xml:space="preserve">건축물대장</w:t>
+              <w:t xml:space="preserve">건축물대장 주용도</w:t>
             </w:r>
           </w:p>
         </w:tc>
@@ -2036,7 +2036,7 @@
                 <w:sz w:val="16"/>
                 <w:szCs w:val="16"/>
               </w:rPr>
-              <w:t xml:space="preserve">초안 완료 · 사진 삽입 필요</w:t>
+              <w:t xml:space="preserve">초안 완료 · 사진 59/105칸 삽입(현장사진·자료 남음)</w:t>
             </w:r>
           </w:p>
         </w:tc>
@@ -2244,7 +2244,7 @@
                 <w:sz w:val="16"/>
                 <w:szCs w:val="16"/>
               </w:rPr>
-              <w:t xml:space="preserve">해당 없음이면 생략 가능</w:t>
+              <w:t xml:space="preserve">사용승인일 기재 완료 · "해당 없음" 여부 결정 필요(대수선·증축 이력)</w:t>
             </w:r>
           </w:p>
         </w:tc>
@@ -2452,7 +2452,7 @@
                 <w:sz w:val="16"/>
                 <w:szCs w:val="16"/>
               </w:rPr>
-              <w:t xml:space="preserve">예시 수치 교체 필요</w:t>
+              <w:t xml:space="preserve">상호·작성일 수정 완료 · 실적 수치 보완 필요</w:t>
             </w:r>
           </w:p>
         </w:tc>
@@ -2660,7 +2660,7 @@
                 <w:sz w:val="16"/>
                 <w:szCs w:val="16"/>
               </w:rPr>
-              <w:t xml:space="preserve">작성일·개요도 보완</w:t>
+              <w:t xml:space="preserve">상호·작성일 수정 완료 · [○○] 공란·개요도 보완</w:t>
             </w:r>
           </w:p>
         </w:tc>
@@ -2764,7 +2764,7 @@
                 <w:sz w:val="16"/>
                 <w:szCs w:val="16"/>
               </w:rPr>
-              <w:t xml:space="preserve">작성일 보완</w:t>
+              <w:t xml:space="preserve">상호·작성일 수정 완료</w:t>
             </w:r>
           </w:p>
         </w:tc>
@@ -2939,7 +2939,7 @@
                 <w:sz w:val="16"/>
                 <w:szCs w:val="16"/>
               </w:rPr>
-              <w:t xml:space="preserve">4 법인등기사항증명서.pdf (신청일 기준 최근본 재발급)</w:t>
+              <w:t xml:space="preserve">4 법인등기사항증명서.pdf (말소사항 포함, 2026.06.10 발행)</w:t>
             </w:r>
           </w:p>
         </w:tc>
@@ -2972,7 +2972,7 @@
                 <w:sz w:val="16"/>
                 <w:szCs w:val="16"/>
               </w:rPr>
-              <w:t xml:space="preserve">말소사항 포함 재발급 필요</w:t>
+              <w:t xml:space="preserve">보유 · 신청일 기준 재발급 여부 확인</w:t>
             </w:r>
           </w:p>
         </w:tc>

--- a/작성 서류 - yun/①_신청서_기재안.docx
+++ b/작성 서류 - yun/①_신청서_기재안.docx
@@ -452,7 +452,7 @@
                 <w:sz w:val="17"/>
                 <w:szCs w:val="17"/>
               </w:rPr>
-              <w:t xml:space="preserve">서울특별시 강서구 마곡중앙8로7길 57, 비동 905·906·907호 (마곡동, 아이파크 디어반)</w:t>
+              <w:t xml:space="preserve">서울특별시 강서구 마곡중앙8로7길 57, B동 9층 905~907호 (마곡동, 마곡 아이파크 디어반)</w:t>
             </w:r>
           </w:p>
         </w:tc>
@@ -485,7 +485,7 @@
                 <w:sz w:val="17"/>
                 <w:szCs w:val="17"/>
               </w:rPr>
-              <w:t xml:space="preserve">법인등기 본점(2026.06.01 이전, 06.08 등기)</w:t>
+              <w:t xml:space="preserve">사업자등록증(2026.06.11)·법인등기 본점(2026.06.01 이전)</w:t>
             </w:r>
           </w:p>
         </w:tc>
@@ -589,7 +589,7 @@
                 <w:sz w:val="17"/>
                 <w:szCs w:val="17"/>
               </w:rPr>
-              <w:t xml:space="preserve">법인등기: 대표이사 김양훈·노현석(2024.10.31 취임) — 각자/공동 대표 여부 확인 후 서식 기재</w:t>
+              <w:t xml:space="preserve">사업자등록증: 김양훈·노현석 각자대표 / 법인등기 대표이사 2인</w:t>
             </w:r>
           </w:p>
         </w:tc>
@@ -660,7 +660,7 @@
                 <w:sz w:val="17"/>
                 <w:szCs w:val="17"/>
               </w:rPr>
-              <w:t xml:space="preserve">[        ] · [        ] · [        ]</w:t>
+              <w:t>장윤진 · [        ] · [        ]</w:t>
             </w:r>
           </w:p>
         </w:tc>
@@ -1514,7 +1514,7 @@
                 <w:sz w:val="17"/>
                 <w:szCs w:val="17"/>
               </w:rPr>
-              <w:t xml:space="preserve">186,095.3㎡ (건물 전체) — 인증 대상: 3층 임차구역 3,474.25평(약 11,485㎡, 2026.07.15 일부 해지 후), 운영면적 2,845평(약 9,405㎡)은 소개자료에 별도 기재</w:t>
+              <w:t>186,095.3㎡ (건물 전체) — 인증 대상: 3층 운영면적 2,845평(약 9,405㎡, 챔버 2,276평 + 도크장 569평, 공용면적 제외). 참고: 임차면적 3,474.25평(약 11,485㎡, 2026.07.15 일부 해지 후)</w:t>
             </w:r>
           </w:p>
         </w:tc>
@@ -2003,7 +2003,7 @@
                 <w:sz w:val="16"/>
                 <w:szCs w:val="16"/>
               </w:rPr>
-              <w:t xml:space="preserve">01_자체평가서 및 증명자료(완성본).docx</w:t>
+              <w:t>01_자체평가서 및 증명자료(완성본).docx</w:t>
             </w:r>
           </w:p>
         </w:tc>
@@ -2036,7 +2036,7 @@
                 <w:sz w:val="16"/>
                 <w:szCs w:val="16"/>
               </w:rPr>
-              <w:t xml:space="preserve">초안 완료 · 사진 59/105칸 삽입(현장사진·자료 남음)</w:t>
+              <w:t>초안 완료 · 사진·증빙 105칸 중 61칸 삽입(현장사진·자료 44칸 남음) · Ⅲ장 종업원 수·매출액 입력, 작성 메모 삭제 필요</w:t>
             </w:r>
           </w:p>
         </w:tc>
@@ -2107,7 +2107,7 @@
                 <w:sz w:val="16"/>
                 <w:szCs w:val="16"/>
               </w:rPr>
-              <w:t xml:space="preserve">02_설계도면 및 분야별 설계설명서(완성본).docx + 도면 파일</w:t>
+              <w:t>02_설계도면 및 분야별 설계설명서(완성본).docx + 도면 파일</w:t>
             </w:r>
           </w:p>
         </w:tc>
@@ -2140,7 +2140,7 @@
                 <w:sz w:val="16"/>
                 <w:szCs w:val="16"/>
               </w:rPr>
-              <w:t xml:space="preserve">초안 완료 · 단면도 확보 필요</w:t>
+              <w:t>초안 완료 · 단면도 확보, 작성 메모 2곳(면적 분야 배정·출고 처리능력) 정리 필요</w:t>
             </w:r>
           </w:p>
         </w:tc>
@@ -2211,7 +2211,7 @@
                 <w:sz w:val="16"/>
                 <w:szCs w:val="16"/>
               </w:rPr>
-              <w:t xml:space="preserve">03_설계변경 확인서(완성본).docx</w:t>
+              <w:t>03_설계변경 확인서(완성본).docx</w:t>
             </w:r>
           </w:p>
         </w:tc>
@@ -2244,7 +2244,7 @@
                 <w:sz w:val="16"/>
                 <w:szCs w:val="16"/>
               </w:rPr>
-              <w:t xml:space="preserve">사용승인일 기재 완료 · "해당 없음" 여부 결정 필요(대수선·증축 이력)</w:t>
+              <w:t>해당 없음 확정(설계변경 이력 없음) · 「해당 없음」 확인서 첨부 또는 제출 제외 결정</w:t>
             </w:r>
           </w:p>
         </w:tc>
@@ -2315,7 +2315,7 @@
                 <w:sz w:val="16"/>
                 <w:szCs w:val="16"/>
               </w:rPr>
-              <w:t xml:space="preserve">04_도입설비 및 장비 명세서.docx</w:t>
+              <w:t>04_도입설비 및 장비 명세서.docx</w:t>
             </w:r>
           </w:p>
         </w:tc>
@@ -2348,7 +2348,7 @@
                 <w:sz w:val="16"/>
                 <w:szCs w:val="16"/>
               </w:rPr>
-              <w:t xml:space="preserve">PDA·DWS 수량 통일 필요</w:t>
+              <w:t>초안 완료 · 수량 [ ] 5곳(PTL·3D 소터·오토라벨러·싱귤레이터·지게차) 확인, 설비 사진 11칸 삽입 필요</w:t>
             </w:r>
           </w:p>
         </w:tc>
@@ -2419,7 +2419,7 @@
                 <w:sz w:val="16"/>
                 <w:szCs w:val="16"/>
               </w:rPr>
-              <w:t xml:space="preserve">05_물류센터 운영 매뉴얼.docx</w:t>
+              <w:t>3_운영매뉴얼_영종센터.docx</w:t>
             </w:r>
           </w:p>
         </w:tc>
@@ -2452,7 +2452,7 @@
                 <w:sz w:val="16"/>
                 <w:szCs w:val="16"/>
               </w:rPr>
-              <w:t xml:space="preserve">상호·작성일 수정 완료 · 실적 수치 보완 필요</w:t>
+              <w:t>상호·작성일·KPI(UPH) 수정 완료 · 3.2절 최근 3년 실적·물동량·RTO/RPO 실제 값 교체 필요</w:t>
             </w:r>
           </w:p>
         </w:tc>
@@ -2523,7 +2523,7 @@
                 <w:sz w:val="16"/>
                 <w:szCs w:val="16"/>
               </w:rPr>
-              <w:t xml:space="preserve">06_품질안전환경관리 매뉴얼(완성본).docx</w:t>
+              <w:t>06_품질안전환경관리 매뉴얼(완성본).docx</w:t>
             </w:r>
           </w:p>
         </w:tc>
@@ -2556,7 +2556,7 @@
                 <w:sz w:val="16"/>
                 <w:szCs w:val="16"/>
               </w:rPr>
-              <w:t xml:space="preserve">사내 제정 후 제출</w:t>
+              <w:t>초안 완료 · [ ] 19곳 입력 후 사내 제정·승인</w:t>
             </w:r>
           </w:p>
         </w:tc>
@@ -2627,7 +2627,7 @@
                 <w:sz w:val="16"/>
                 <w:szCs w:val="16"/>
               </w:rPr>
-              <w:t xml:space="preserve">07_물류정보시스템 기술서.docx</w:t>
+              <w:t>1_물류정보시스템_기술서_영종센터.docx</w:t>
             </w:r>
           </w:p>
         </w:tc>
@@ -2660,7 +2660,7 @@
                 <w:sz w:val="16"/>
                 <w:szCs w:val="16"/>
               </w:rPr>
-              <w:t xml:space="preserve">상호·작성일 수정 완료 · [○○] 공란·개요도 보완</w:t>
+              <w:t>보완 중 · [확인 필요] 8곳(일평균 주문 건수, 국내:해외 비중, 서버 프레임워크·DB, DAS·3D 소터 처리능력 등)</w:t>
             </w:r>
           </w:p>
         </w:tc>
@@ -2731,7 +2731,7 @@
                 <w:sz w:val="16"/>
                 <w:szCs w:val="16"/>
               </w:rPr>
-              <w:t xml:space="preserve">08_업무-시스템 연계기술서.docx</w:t>
+              <w:t>2_업무-시스템_연계기술서_영종센터.docx</w:t>
             </w:r>
           </w:p>
         </w:tc>
@@ -2764,7 +2764,7 @@
                 <w:sz w:val="16"/>
                 <w:szCs w:val="16"/>
               </w:rPr>
-              <w:t xml:space="preserve">상호·작성일 수정 완료</w:t>
+              <w:t>초안 완료 · 공란 없음, 최종 검토 후 확정</w:t>
             </w:r>
           </w:p>
         </w:tc>
@@ -2835,7 +2835,7 @@
                 <w:sz w:val="16"/>
                 <w:szCs w:val="16"/>
               </w:rPr>
-              <w:t xml:space="preserve">해당 없음</w:t>
+              <w:t>해당 없음</w:t>
             </w:r>
           </w:p>
         </w:tc>
@@ -2868,7 +2868,7 @@
                 <w:sz w:val="16"/>
                 <w:szCs w:val="16"/>
               </w:rPr>
-              <w:t xml:space="preserve">-</w:t>
+              <w:t>예비인증 이력 없음 → 제출 제외</w:t>
             </w:r>
           </w:p>
         </w:tc>
@@ -2939,7 +2939,7 @@
                 <w:sz w:val="16"/>
                 <w:szCs w:val="16"/>
               </w:rPr>
-              <w:t xml:space="preserve">4 법인등기사항증명서.pdf (말소사항 포함, 2026.06.10 발행)</w:t>
+              <w:t>4 법인등기사항증명서.pdf (말소사항 포함, 2026.06.10 발행) / 보조: 사업자등록증(2026.06.11)</w:t>
             </w:r>
           </w:p>
         </w:tc>
@@ -2972,7 +2972,7 @@
                 <w:sz w:val="16"/>
                 <w:szCs w:val="16"/>
               </w:rPr>
-              <w:t xml:space="preserve">보유 · 신청일 기준 재발급 여부 확인</w:t>
+              <w:t>보유 · 신청일 기준 재발급 여부 확인, 36MB → 제출용 압축본 필요</w:t>
             </w:r>
           </w:p>
         </w:tc>
